--- a/apps/sow-generator/backend/template_credential.docx
+++ b/apps/sow-generator/backend/template_credential.docx
@@ -1,6 +1,6 @@
 
 <file path=word/document.xml><?xml version="1.0" encoding="utf-8"?>
-<w:document xmlns:wpc="http://schemas.microsoft.com/office/word/2010/wordprocessingCanvas" xmlns:mc="http://schemas.openxmlformats.org/markup-compatibility/2006" xmlns:o="urn:schemas-microsoft-com:office:office" xmlns:r="http://schemas.openxmlformats.org/officeDocument/2006/relationships" xmlns:m="http://schemas.openxmlformats.org/officeDocument/2006/math" xmlns:v="urn:schemas-microsoft-com:vml" xmlns:wp14="http://schemas.microsoft.com/office/word/2010/wordprocessingDrawing" xmlns:wp="http://schemas.openxmlformats.org/drawingml/2006/wordprocessingDrawing" xmlns:w="http://schemas.openxmlformats.org/wordprocessingml/2006/main" xmlns:w14="http://schemas.microsoft.com/office/word/2010/wordml" xmlns:w10="urn:schemas-microsoft-com:office:word" xmlns:w15="http://schemas.microsoft.com/office/word/2012/wordml" xmlns:wpg="http://schemas.microsoft.com/office/word/2010/wordprocessingGroup" xmlns:wpi="http://schemas.microsoft.com/office/word/2010/wordprocessingInk" xmlns:wne="http://schemas.microsoft.com/office/word/2006/wordml" xmlns:wps="http://schemas.microsoft.com/office/word/2010/wordprocessingShape" xmlns:wpsCustomData="http://www.wps.cn/officeDocument/2013/wpsCustomData" mc:Ignorable="w14 w15 wp14">
+<w:document xmlns:wpc="http://schemas.microsoft.com/office/word/2010/wordprocessingCanvas" xmlns:cx="http://schemas.microsoft.com/office/drawing/2014/chartex" xmlns:cx1="http://schemas.microsoft.com/office/drawing/2015/9/8/chartex" xmlns:cx2="http://schemas.microsoft.com/office/drawing/2015/10/21/chartex" xmlns:cx3="http://schemas.microsoft.com/office/drawing/2016/5/9/chartex" xmlns:cx4="http://schemas.microsoft.com/office/drawing/2016/5/10/chartex" xmlns:cx5="http://schemas.microsoft.com/office/drawing/2016/5/11/chartex" xmlns:cx6="http://schemas.microsoft.com/office/drawing/2016/5/12/chartex" xmlns:cx7="http://schemas.microsoft.com/office/drawing/2016/5/13/chartex" xmlns:cx8="http://schemas.microsoft.com/office/drawing/2016/5/14/chartex" xmlns:mc="http://schemas.openxmlformats.org/markup-compatibility/2006" xmlns:o="urn:schemas-microsoft-com:office:office" xmlns:r="http://schemas.openxmlformats.org/officeDocument/2006/relationships" xmlns:m="http://schemas.openxmlformats.org/officeDocument/2006/math" xmlns:v="urn:schemas-microsoft-com:vml" xmlns:wp14="http://schemas.microsoft.com/office/word/2010/wordprocessingDrawing" xmlns:wp="http://schemas.openxmlformats.org/drawingml/2006/wordprocessingDrawing" xmlns:w="http://schemas.openxmlformats.org/wordprocessingml/2006/main" xmlns:w14="http://schemas.microsoft.com/office/word/2010/wordml" xmlns:w10="urn:schemas-microsoft-com:office:word" xmlns:w15="http://schemas.microsoft.com/office/word/2012/wordml" xmlns:wpg="http://schemas.microsoft.com/office/word/2010/wordprocessingGroup" xmlns:wpi="http://schemas.microsoft.com/office/word/2010/wordprocessingInk" xmlns:wne="http://schemas.microsoft.com/office/word/2006/wordml" xmlns:wps="http://schemas.microsoft.com/office/word/2010/wordprocessingShape" xmlns:wpsCustomData="http://www.wps.cn/officeDocument/2013/wpsCustomData" mc:Ignorable="w14 w15 wp14">
   <w:body>
     <w:p>
       <w:pPr>
@@ -1271,7 +1271,7 @@
                 <w:szCs w:val="24"/>
                 <w:lang w:val="en-US"/>
               </w:rPr>
-              <w:t>Channel ID</w:t>
+              <w:t>Channel</w:t>
             </w:r>
           </w:p>
         </w:tc>
@@ -1959,7 +1959,7 @@
         <w:tc>
           <w:tcPr>
             <w:tcW w:w="3535" w:type="dxa"/>
-            <w:shd w:val="clear"/>
+            <w:shd w:val="clear" w:color="auto" w:fill="auto"/>
             <w:vAlign w:val="center"/>
           </w:tcPr>
           <w:p>
@@ -1986,14 +1986,12 @@
               </w:rPr>
               <w:t>Base URL</w:t>
             </w:r>
-            <w:bookmarkStart w:id="2" w:name="_GoBack"/>
-            <w:bookmarkEnd w:id="2"/>
           </w:p>
         </w:tc>
         <w:tc>
           <w:tcPr>
             <w:tcW w:w="6033" w:type="dxa"/>
-            <w:shd w:val="clear"/>
+            <w:shd w:val="clear" w:color="auto" w:fill="auto"/>
             <w:vAlign w:val="center"/>
           </w:tcPr>
           <w:p>
@@ -4143,32 +4141,8 @@
 </file>
 
 <file path=customXml/item2.xml><?xml version="1.0" encoding="utf-8"?>
-<b:Sources xmlns="http://schemas.openxmlformats.org/officeDocument/2006/bibliography" xmlns:b="http://schemas.openxmlformats.org/officeDocument/2006/bibliography" Version="6" StyleName="APA" SelectedStyle="/APASixthEditionOfficeOnline.xsl"/>
-</file>
-
-<file path=customXml/item3.xml><?xml version="1.0" encoding="utf-8"?>
-<p:properties xmlns:pc="http://schemas.microsoft.com/office/infopath/2007/PartnerControls" xmlns:xsi="http://www.w3.org/2001/XMLSchema-instance" xmlns:p="http://schemas.microsoft.com/office/2006/metadata/properties">
-  <documentManagement>
-    <TaxCatchAll xmlns="4b7c036c-9f8b-445b-a790-ba476ff28f6d" xsi:nil="true"/>
-    <lcf76f155ced4ddcb4097134ff3c332f xmlns="fe9a8e83-25d1-408a-ab70-08a8a425bf81">
-      <Terms xmlns="http://schemas.microsoft.com/office/infopath/2007/PartnerControls"/>
-    </lcf76f155ced4ddcb4097134ff3c332f>
-  </documentManagement>
-</p:properties>
-</file>
-
-<file path=customXml/item4.xml><?xml version="1.0" encoding="utf-8"?>
-<?mso-contentType ?>
-<FormTemplates xmlns="http://schemas.microsoft.com/sharepoint/v3/contenttype/forms">
-  <Display>DocumentLibraryForm</Display>
-  <Edit>DocumentLibraryForm</Edit>
-  <New>DocumentLibraryForm</New>
-</FormTemplates>
-</file>
-
-<file path=customXml/item5.xml><?xml version="1.0" encoding="utf-8"?>
-<ct:contentTypeSchema xmlns:ct="http://schemas.microsoft.com/office/2006/metadata/contentType" xmlns:ma="http://schemas.microsoft.com/office/2006/metadata/properties/metaAttributes" ma:contentTypeID="0x010100700FF4B975053D489B9C18D7A76B79F3" ma:contentTypeName="Document" ma:contentTypeVersion="14" ma:contentTypeDescription="Create a new document." ct:_="" ma:_="" ma:contentTypeScope="" ma:versionID="068ad58b130e32b1cd43d82281511ded">
-  <xsd:schema xmlns:p="http://schemas.microsoft.com/office/2006/metadata/properties" xmlns:ns2="fe9a8e83-25d1-408a-ab70-08a8a425bf81" xmlns:xs="http://www.w3.org/2001/XMLSchema" xmlns:ns3="4b7c036c-9f8b-445b-a790-ba476ff28f6d" xmlns:xsd="http://www.w3.org/2001/XMLSchema" ns3:_="" ma:root="true" targetNamespace="http://schemas.microsoft.com/office/2006/metadata/properties" ns2:_="" ma:fieldsID="4c7f5c88a965ddc203ef33f2c56721eb">
+<ct:contentTypeSchema xmlns:ct="http://schemas.microsoft.com/office/2006/metadata/contentType" xmlns:ma="http://schemas.microsoft.com/office/2006/metadata/properties/metaAttributes" ma:contentTypeName="Document" ma:contentTypeDescription="Create a new document." ma:contentTypeID="0x010100700FF4B975053D489B9C18D7A76B79F3" ct:_="" ma:contentTypeVersion="14" ma:_="" ma:versionID="068ad58b130e32b1cd43d82281511ded" ma:contentTypeScope="">
+  <xsd:schema xmlns:p="http://schemas.microsoft.com/office/2006/metadata/properties" xmlns:xs="http://www.w3.org/2001/XMLSchema" xmlns:ns2="fe9a8e83-25d1-408a-ab70-08a8a425bf81" xmlns:ns3="4b7c036c-9f8b-445b-a790-ba476ff28f6d" xmlns:xsd="http://www.w3.org/2001/XMLSchema" ns3:_="" ma:root="true" targetNamespace="http://schemas.microsoft.com/office/2006/metadata/properties" ns2:_="" ma:fieldsID="4c7f5c88a965ddc203ef33f2c56721eb">
     <xsd:import namespace="fe9a8e83-25d1-408a-ab70-08a8a425bf81"/>
     <xsd:import namespace="4b7c036c-9f8b-445b-a790-ba476ff28f6d"/>
     <xsd:element name="properties">
@@ -4197,89 +4171,89 @@
       </xsd:complexType>
     </xsd:element>
   </xsd:schema>
-  <xsd:schema xmlns:pc="http://schemas.microsoft.com/office/infopath/2007/PartnerControls" xmlns:dms="http://schemas.microsoft.com/office/2006/documentManagement/types" xmlns:xs="http://www.w3.org/2001/XMLSchema" xmlns:xsd="http://www.w3.org/2001/XMLSchema" elementFormDefault="qualified" targetNamespace="fe9a8e83-25d1-408a-ab70-08a8a425bf81">
+  <xsd:schema xmlns:dms="http://schemas.microsoft.com/office/2006/documentManagement/types" xmlns:xs="http://www.w3.org/2001/XMLSchema" xmlns:pc="http://schemas.microsoft.com/office/infopath/2007/PartnerControls" xmlns:xsd="http://www.w3.org/2001/XMLSchema" elementFormDefault="qualified" targetNamespace="fe9a8e83-25d1-408a-ab70-08a8a425bf81">
     <xsd:import namespace="http://schemas.microsoft.com/office/2006/documentManagement/types"/>
     <xsd:import namespace="http://schemas.microsoft.com/office/infopath/2007/PartnerControls"/>
-    <xsd:element ma:index="8" ma:internalName="MediaServiceMetadata" name="MediaServiceMetadata" ma:hidden="true" ma:displayName="MediaServiceMetadata" ma:readOnly="true" nillable="true">
+    <xsd:element ma:internalName="MediaServiceMetadata" name="MediaServiceMetadata" ma:displayName="MediaServiceMetadata" ma:readOnly="true" nillable="true" ma:hidden="true" ma:index="8">
       <xsd:simpleType>
         <xsd:restriction base="dms:Note"/>
       </xsd:simpleType>
     </xsd:element>
-    <xsd:element ma:index="9" ma:internalName="MediaServiceFastMetadata" name="MediaServiceFastMetadata" ma:hidden="true" ma:displayName="MediaServiceFastMetadata" ma:readOnly="true" nillable="true">
+    <xsd:element ma:internalName="MediaServiceFastMetadata" name="MediaServiceFastMetadata" ma:displayName="MediaServiceFastMetadata" ma:readOnly="true" nillable="true" ma:hidden="true" ma:index="9">
       <xsd:simpleType>
         <xsd:restriction base="dms:Note"/>
       </xsd:simpleType>
     </xsd:element>
-    <xsd:element ma:termSetId="09814cd3-568e-fe90-9814-8d621ff8fb84" ma:index="11" ma:open="true" ma:taxonomyMulti="true" ma:internalName="lcf76f155ced4ddcb4097134ff3c332f" name="lcf76f155ced4ddcb4097134ff3c332f" ma:anchorId="fba54fb3-c3e1-fe81-a776-ca4b69148c4d" ma:displayName="Image Tags" ma:readOnly="false" ma:taxonomyFieldName="MediaServiceImageTags" nillable="true" ma:taxonomy="true" ma:sspId="caa14961-3a97-4a50-88cd-37ec0b5dad00" ma:fieldId="{5cf76f15-5ced-4ddc-b409-7134ff3c332f}" ma:isKeyword="false">
+    <xsd:element ma:open="true" ma:isKeyword="false" ma:internalName="lcf76f155ced4ddcb4097134ff3c332f" name="lcf76f155ced4ddcb4097134ff3c332f" ma:termSetId="09814cd3-568e-fe90-9814-8d621ff8fb84" ma:displayName="Image Tags" ma:taxonomyMulti="true" ma:taxonomyFieldName="MediaServiceImageTags" ma:anchorId="fba54fb3-c3e1-fe81-a776-ca4b69148c4d" ma:readOnly="false" nillable="true" ma:sspId="caa14961-3a97-4a50-88cd-37ec0b5dad00" ma:index="11" ma:taxonomy="true" ma:fieldId="{5cf76f15-5ced-4ddc-b409-7134ff3c332f}">
       <xsd:complexType>
         <xsd:sequence>
           <xsd:element ref="pc:Terms" maxOccurs="1" minOccurs="0"/>
         </xsd:sequence>
       </xsd:complexType>
     </xsd:element>
-    <xsd:element ma:index="13" ma:internalName="MediaServiceGenerationTime" name="MediaServiceGenerationTime" ma:hidden="true" ma:displayName="MediaServiceGenerationTime" ma:readOnly="true" nillable="true">
+    <xsd:element ma:internalName="MediaServiceGenerationTime" name="MediaServiceGenerationTime" ma:displayName="MediaServiceGenerationTime" ma:readOnly="true" nillable="true" ma:hidden="true" ma:index="13">
       <xsd:simpleType>
         <xsd:restriction base="dms:Text"/>
       </xsd:simpleType>
     </xsd:element>
-    <xsd:element ma:index="14" ma:internalName="MediaServiceEventHashCode" name="MediaServiceEventHashCode" ma:hidden="true" ma:displayName="MediaServiceEventHashCode" ma:readOnly="true" nillable="true">
+    <xsd:element ma:internalName="MediaServiceEventHashCode" name="MediaServiceEventHashCode" ma:displayName="MediaServiceEventHashCode" ma:readOnly="true" nillable="true" ma:hidden="true" ma:index="14">
       <xsd:simpleType>
         <xsd:restriction base="dms:Text"/>
       </xsd:simpleType>
     </xsd:element>
-    <xsd:element ma:index="17" ma:internalName="MediaServiceOCR" name="MediaServiceOCR" ma:displayName="Extracted Text" ma:readOnly="true" nillable="true">
+    <xsd:element ma:internalName="MediaServiceOCR" name="MediaServiceOCR" ma:displayName="Extracted Text" ma:readOnly="true" nillable="true" ma:index="17">
       <xsd:simpleType>
         <xsd:restriction base="dms:Note">
           <xsd:maxLength value="255"/>
         </xsd:restriction>
       </xsd:simpleType>
     </xsd:element>
-    <xsd:element ma:indexed="true" ma:index="18" ma:internalName="MediaServiceDateTaken" name="MediaServiceDateTaken" ma:hidden="true" ma:displayName="MediaServiceDateTaken" ma:readOnly="true" nillable="true">
+    <xsd:element ma:indexed="true" ma:internalName="MediaServiceDateTaken" name="MediaServiceDateTaken" ma:displayName="MediaServiceDateTaken" ma:readOnly="true" nillable="true" ma:hidden="true" ma:index="18">
       <xsd:simpleType>
         <xsd:restriction base="dms:Text"/>
       </xsd:simpleType>
     </xsd:element>
-    <xsd:element ma:indexed="true" ma:index="19" ma:internalName="MediaServiceObjectDetectorVersions" name="MediaServiceObjectDetectorVersions" ma:hidden="true" ma:displayName="MediaServiceObjectDetectorVersions" ma:readOnly="true" nillable="true">
+    <xsd:element ma:indexed="true" ma:internalName="MediaServiceObjectDetectorVersions" name="MediaServiceObjectDetectorVersions" ma:displayName="MediaServiceObjectDetectorVersions" ma:readOnly="true" nillable="true" ma:hidden="true" ma:index="19">
       <xsd:simpleType>
         <xsd:restriction base="dms:Text"/>
       </xsd:simpleType>
     </xsd:element>
-    <xsd:element ma:index="20" ma:internalName="MediaLengthInSeconds" name="MediaLengthInSeconds" ma:hidden="true" ma:displayName="MediaLengthInSeconds" ma:readOnly="true" nillable="true">
+    <xsd:element ma:internalName="MediaLengthInSeconds" name="MediaLengthInSeconds" ma:displayName="MediaLengthInSeconds" ma:readOnly="true" nillable="true" ma:hidden="true" ma:index="20">
       <xsd:simpleType>
         <xsd:restriction base="dms:Unknown"/>
       </xsd:simpleType>
     </xsd:element>
-    <xsd:element ma:index="21" ma:internalName="MediaServiceSearchProperties" name="MediaServiceSearchProperties" ma:hidden="true" ma:displayName="MediaServiceSearchProperties" ma:readOnly="true" nillable="true">
+    <xsd:element ma:internalName="MediaServiceSearchProperties" name="MediaServiceSearchProperties" ma:displayName="MediaServiceSearchProperties" ma:readOnly="true" nillable="true" ma:hidden="true" ma:index="21">
       <xsd:simpleType>
         <xsd:restriction base="dms:Note"/>
       </xsd:simpleType>
     </xsd:element>
   </xsd:schema>
-  <xsd:schema xmlns:pc="http://schemas.microsoft.com/office/infopath/2007/PartnerControls" xmlns:dms="http://schemas.microsoft.com/office/2006/documentManagement/types" xmlns:xs="http://www.w3.org/2001/XMLSchema" xmlns:xsd="http://www.w3.org/2001/XMLSchema" elementFormDefault="qualified" targetNamespace="4b7c036c-9f8b-445b-a790-ba476ff28f6d">
+  <xsd:schema xmlns:dms="http://schemas.microsoft.com/office/2006/documentManagement/types" xmlns:xs="http://www.w3.org/2001/XMLSchema" xmlns:pc="http://schemas.microsoft.com/office/infopath/2007/PartnerControls" xmlns:xsd="http://www.w3.org/2001/XMLSchema" elementFormDefault="qualified" targetNamespace="4b7c036c-9f8b-445b-a790-ba476ff28f6d">
     <xsd:import namespace="http://schemas.microsoft.com/office/2006/documentManagement/types"/>
     <xsd:import namespace="http://schemas.microsoft.com/office/infopath/2007/PartnerControls"/>
-    <xsd:element ma:web="4b7c036c-9f8b-445b-a790-ba476ff28f6d" ma:index="12" ma:list="{6681f2b8-87b1-4420-a339-182a1b59623d}" ma:internalName="TaxCatchAll" name="TaxCatchAll" ma:hidden="true" ma:displayName="Taxonomy Catch All Column" ma:showField="CatchAllData" nillable="true">
+    <xsd:element ma:internalName="TaxCatchAll" name="TaxCatchAll" ma:displayName="Taxonomy Catch All Column" ma:web="4b7c036c-9f8b-445b-a790-ba476ff28f6d" nillable="true" ma:hidden="true" ma:index="12" ma:showField="CatchAllData" ma:list="{6681f2b8-87b1-4420-a339-182a1b59623d}">
       <xsd:complexType>
         <xsd:complexContent>
           <xsd:extension base="dms:MultiChoiceLookup">
             <xsd:sequence>
-              <xsd:element type="dms:Lookup" name="Value" nillable="true" maxOccurs="unbounded" minOccurs="0"/>
+              <xsd:element maxOccurs="unbounded" name="Value" minOccurs="0" nillable="true" type="dms:Lookup"/>
             </xsd:sequence>
           </xsd:extension>
         </xsd:complexContent>
       </xsd:complexType>
     </xsd:element>
-    <xsd:element ma:index="15" ma:internalName="SharedWithUsers" name="SharedWithUsers" ma:displayName="Shared With" ma:readOnly="true" nillable="true">
+    <xsd:element ma:internalName="SharedWithUsers" name="SharedWithUsers" ma:displayName="Shared With" ma:readOnly="true" nillable="true" ma:index="15">
       <xsd:complexType>
         <xsd:complexContent>
           <xsd:extension base="dms:UserMulti">
             <xsd:sequence>
-              <xsd:element name="UserInfo" maxOccurs="unbounded" minOccurs="0">
+              <xsd:element maxOccurs="unbounded" name="UserInfo" minOccurs="0">
                 <xsd:complexType>
                   <xsd:sequence>
-                    <xsd:element type="xsd:string" name="DisplayName" minOccurs="0"/>
-                    <xsd:element type="dms:UserId" name="AccountId" nillable="true" minOccurs="0"/>
-                    <xsd:element type="xsd:string" name="AccountType" minOccurs="0"/>
+                    <xsd:element name="DisplayName" minOccurs="0" type="xsd:string"/>
+                    <xsd:element name="AccountId" minOccurs="0" nillable="true" type="dms:UserId"/>
+                    <xsd:element name="AccountType" minOccurs="0" type="xsd:string"/>
                   </xsd:sequence>
                 </xsd:complexType>
               </xsd:element>
@@ -4288,7 +4262,7 @@
         </xsd:complexContent>
       </xsd:complexType>
     </xsd:element>
-    <xsd:element ma:index="16" ma:internalName="SharedWithDetails" name="SharedWithDetails" ma:displayName="Shared With Details" ma:readOnly="true" nillable="true">
+    <xsd:element ma:internalName="SharedWithDetails" name="SharedWithDetails" ma:displayName="Shared With Details" ma:readOnly="true" nillable="true" ma:index="16">
       <xsd:simpleType>
         <xsd:restriction base="dms:Note">
           <xsd:maxLength value="255"/>
@@ -4296,37 +4270,37 @@
       </xsd:simpleType>
     </xsd:element>
   </xsd:schema>
-  <xsd:schema xmlns:xsi="http://www.w3.org/2001/XMLSchema-instance" xmlns:odoc="http://schemas.microsoft.com/internal/obd" xmlns:dc="http://purl.org/dc/elements/1.1/" xmlns="http://schemas.openxmlformats.org/package/2006/metadata/core-properties" xmlns:dcterms="http://purl.org/dc/terms/" xmlns:xsd="http://www.w3.org/2001/XMLSchema" elementFormDefault="qualified" attributeFormDefault="unqualified" targetNamespace="http://schemas.openxmlformats.org/package/2006/metadata/core-properties" blockDefault="#all">
-    <xsd:import schemaLocation="http://dublincore.org/schemas/xmls/qdc/2003/04/02/dc.xsd" namespace="http://purl.org/dc/elements/1.1/"/>
-    <xsd:import schemaLocation="http://dublincore.org/schemas/xmls/qdc/2003/04/02/dcterms.xsd" namespace="http://purl.org/dc/terms/"/>
-    <xsd:element type="CT_coreProperties" name="coreProperties"/>
+  <xsd:schema xmlns:odoc="http://schemas.microsoft.com/internal/obd" xmlns:xsi="http://www.w3.org/2001/XMLSchema-instance" xmlns:dcterms="http://purl.org/dc/terms/" xmlns="http://schemas.openxmlformats.org/package/2006/metadata/core-properties" xmlns:dc="http://purl.org/dc/elements/1.1/" xmlns:xsd="http://www.w3.org/2001/XMLSchema" elementFormDefault="qualified" blockDefault="#all" attributeFormDefault="unqualified" targetNamespace="http://schemas.openxmlformats.org/package/2006/metadata/core-properties">
+    <xsd:import namespace="http://purl.org/dc/elements/1.1/" schemaLocation="http://dublincore.org/schemas/xmls/qdc/2003/04/02/dc.xsd"/>
+    <xsd:import namespace="http://purl.org/dc/terms/" schemaLocation="http://dublincore.org/schemas/xmls/qdc/2003/04/02/dcterms.xsd"/>
+    <xsd:element name="coreProperties" type="CT_coreProperties"/>
     <xsd:complexType name="CT_coreProperties">
       <xsd:all>
         <xsd:element ref="dc:creator" maxOccurs="1" minOccurs="0"/>
         <xsd:element ref="dcterms:created" maxOccurs="1" minOccurs="0"/>
         <xsd:element ref="dc:identifier" maxOccurs="1" minOccurs="0"/>
-        <xsd:element type="xsd:string" ma:index="0" name="contentType" ma:displayName="Content Type" maxOccurs="1" minOccurs="0"/>
-        <xsd:element ma:index="4" ma:displayName="Title" ref="dc:title" maxOccurs="1" minOccurs="0"/>
+        <xsd:element maxOccurs="1" name="contentType" minOccurs="0" ma:displayName="Content Type" type="xsd:string" ma:index="0"/>
+        <xsd:element ref="dc:title" maxOccurs="1" minOccurs="0" ma:displayName="Title" ma:index="4"/>
         <xsd:element ref="dc:subject" maxOccurs="1" minOccurs="0"/>
         <xsd:element ref="dc:description" maxOccurs="1" minOccurs="0"/>
-        <xsd:element type="xsd:string" name="keywords" maxOccurs="1" minOccurs="0"/>
+        <xsd:element maxOccurs="1" name="keywords" minOccurs="0" type="xsd:string"/>
         <xsd:element ref="dc:language" maxOccurs="1" minOccurs="0"/>
-        <xsd:element type="xsd:string" name="category" maxOccurs="1" minOccurs="0"/>
-        <xsd:element type="xsd:string" name="version" maxOccurs="1" minOccurs="0"/>
-        <xsd:element type="xsd:string" name="revision" maxOccurs="1" minOccurs="0">
+        <xsd:element maxOccurs="1" name="category" minOccurs="0" type="xsd:string"/>
+        <xsd:element maxOccurs="1" name="version" minOccurs="0" type="xsd:string"/>
+        <xsd:element maxOccurs="1" name="revision" minOccurs="0" type="xsd:string">
           <xsd:annotation>
             <xsd:documentation>
                         This value indicates the number of saves or revisions. The application is responsible for updating this value after each revision.
                     </xsd:documentation>
           </xsd:annotation>
         </xsd:element>
-        <xsd:element type="xsd:string" name="lastModifiedBy" maxOccurs="1" minOccurs="0"/>
+        <xsd:element maxOccurs="1" name="lastModifiedBy" minOccurs="0" type="xsd:string"/>
         <xsd:element ref="dcterms:modified" maxOccurs="1" minOccurs="0"/>
-        <xsd:element type="xsd:string" name="contentStatus" maxOccurs="1" minOccurs="0"/>
+        <xsd:element maxOccurs="1" name="contentStatus" minOccurs="0" type="xsd:string"/>
       </xsd:all>
     </xsd:complexType>
   </xsd:schema>
-  <xs:schema xmlns:pc="http://schemas.microsoft.com/office/infopath/2007/PartnerControls" xmlns:xs="http://www.w3.org/2001/XMLSchema" elementFormDefault="qualified" attributeFormDefault="unqualified" targetNamespace="http://schemas.microsoft.com/office/infopath/2007/PartnerControls">
+  <xs:schema xmlns:xs="http://www.w3.org/2001/XMLSchema" xmlns:pc="http://schemas.microsoft.com/office/infopath/2007/PartnerControls" elementFormDefault="qualified" attributeFormDefault="unqualified" targetNamespace="http://schemas.microsoft.com/office/infopath/2007/PartnerControls">
     <xs:element name="Person">
       <xs:complexType>
         <xs:sequence>
@@ -4336,9 +4310,9 @@
         </xs:sequence>
       </xs:complexType>
     </xs:element>
-    <xs:element type="xs:string" name="DisplayName"/>
-    <xs:element type="xs:string" name="AccountId"/>
-    <xs:element type="xs:string" name="AccountType"/>
+    <xs:element name="DisplayName" type="xs:string"/>
+    <xs:element name="AccountId" type="xs:string"/>
+    <xs:element name="AccountType" type="xs:string"/>
     <xs:element name="BDCAssociatedEntity">
       <xs:complexType>
         <xs:sequence>
@@ -4350,10 +4324,10 @@
         <xs:attribute ref="pc:AssociationName"/>
       </xs:complexType>
     </xs:element>
-    <xs:attribute type="xs:string" name="EntityNamespace"/>
-    <xs:attribute type="xs:string" name="EntityName"/>
-    <xs:attribute type="xs:string" name="SystemInstanceName"/>
-    <xs:attribute type="xs:string" name="AssociationName"/>
+    <xs:attribute name="EntityNamespace" type="xs:string"/>
+    <xs:attribute name="EntityName" type="xs:string"/>
+    <xs:attribute name="SystemInstanceName" type="xs:string"/>
+    <xs:attribute name="AssociationName" type="xs:string"/>
     <xs:element name="BDCEntity">
       <xs:complexType>
         <xs:sequence>
@@ -4367,13 +4341,13 @@
         </xs:sequence>
       </xs:complexType>
     </xs:element>
-    <xs:element type="xs:string" name="EntityDisplayName"/>
-    <xs:element type="xs:string" name="EntityInstanceReference"/>
-    <xs:element type="xs:string" name="EntityId1"/>
-    <xs:element type="xs:string" name="EntityId2"/>
-    <xs:element type="xs:string" name="EntityId3"/>
-    <xs:element type="xs:string" name="EntityId4"/>
-    <xs:element type="xs:string" name="EntityId5"/>
+    <xs:element name="EntityDisplayName" type="xs:string"/>
+    <xs:element name="EntityInstanceReference" type="xs:string"/>
+    <xs:element name="EntityId1" type="xs:string"/>
+    <xs:element name="EntityId2" type="xs:string"/>
+    <xs:element name="EntityId3" type="xs:string"/>
+    <xs:element name="EntityId4" type="xs:string"/>
+    <xs:element name="EntityId5" type="xs:string"/>
     <xs:element name="Terms">
       <xs:complexType>
         <xs:sequence>
@@ -4389,10 +4363,34 @@
         </xs:sequence>
       </xs:complexType>
     </xs:element>
-    <xs:element type="xs:string" name="TermName"/>
-    <xs:element type="xs:string" name="TermId"/>
+    <xs:element name="TermName" type="xs:string"/>
+    <xs:element name="TermId" type="xs:string"/>
   </xs:schema>
 </ct:contentTypeSchema>
+</file>
+
+<file path=customXml/item3.xml><?xml version="1.0" encoding="utf-8"?>
+<?mso-contentType ?>
+<FormTemplates xmlns="http://schemas.microsoft.com/sharepoint/v3/contenttype/forms">
+  <Display>DocumentLibraryForm</Display>
+  <Edit>DocumentLibraryForm</Edit>
+  <New>DocumentLibraryForm</New>
+</FormTemplates>
+</file>
+
+<file path=customXml/item4.xml><?xml version="1.0" encoding="utf-8"?>
+<p:properties xmlns:p="http://schemas.microsoft.com/office/2006/metadata/properties" xmlns:xsi="http://www.w3.org/2001/XMLSchema-instance" xmlns:pc="http://schemas.microsoft.com/office/infopath/2007/PartnerControls">
+  <documentManagement>
+    <TaxCatchAll xmlns="4b7c036c-9f8b-445b-a790-ba476ff28f6d" xsi:nil="true"/>
+    <lcf76f155ced4ddcb4097134ff3c332f xmlns="fe9a8e83-25d1-408a-ab70-08a8a425bf81">
+      <Terms xmlns="http://schemas.microsoft.com/office/infopath/2007/PartnerControls"/>
+    </lcf76f155ced4ddcb4097134ff3c332f>
+  </documentManagement>
+</p:properties>
+</file>
+
+<file path=customXml/item5.xml><?xml version="1.0" encoding="utf-8"?>
+<b:Sources xmlns:b="http://schemas.openxmlformats.org/officeDocument/2006/bibliography" xmlns="http://schemas.openxmlformats.org/officeDocument/2006/bibliography" SelectedStyle="/APASixthEditionOfficeOnline.xsl" StyleName="APA" Version="6"/>
 </file>
 
 <file path=customXml/itemProps1.xml><?xml version="1.0" encoding="utf-8"?>
@@ -4404,25 +4402,25 @@
 </file>
 
 <file path=customXml/itemProps2.xml><?xml version="1.0" encoding="utf-8"?>
-<ds:datastoreItem xmlns:ds="http://schemas.openxmlformats.org/officeDocument/2006/customXml" ds:itemID="{D271059E-35E9-114D-BBEE-9C6AA159EE2B}">
+<ds:datastoreItem xmlns:ds="http://schemas.openxmlformats.org/officeDocument/2006/customXml" ds:itemID="{2C94050A-876C-46D8-BC77-886C848D1F52}">
   <ds:schemaRefs/>
 </ds:datastoreItem>
 </file>
 
 <file path=customXml/itemProps3.xml><?xml version="1.0" encoding="utf-8"?>
+<ds:datastoreItem xmlns:ds="http://schemas.openxmlformats.org/officeDocument/2006/customXml" ds:itemID="{FEDFA21E-7D25-4427-9A44-8C9B2CC28982}">
+  <ds:schemaRefs/>
+</ds:datastoreItem>
+</file>
+
+<file path=customXml/itemProps4.xml><?xml version="1.0" encoding="utf-8"?>
 <ds:datastoreItem xmlns:ds="http://schemas.openxmlformats.org/officeDocument/2006/customXml" ds:itemID="{13B50F11-962F-44BA-BE01-13799031AA41}">
   <ds:schemaRefs/>
 </ds:datastoreItem>
 </file>
 
-<file path=customXml/itemProps4.xml><?xml version="1.0" encoding="utf-8"?>
-<ds:datastoreItem xmlns:ds="http://schemas.openxmlformats.org/officeDocument/2006/customXml" ds:itemID="{FEDFA21E-7D25-4427-9A44-8C9B2CC28982}">
-  <ds:schemaRefs/>
-</ds:datastoreItem>
-</file>
-
 <file path=customXml/itemProps5.xml><?xml version="1.0" encoding="utf-8"?>
-<ds:datastoreItem xmlns:ds="http://schemas.openxmlformats.org/officeDocument/2006/customXml" ds:itemID="{2C94050A-876C-46D8-BC77-886C848D1F52}">
+<ds:datastoreItem xmlns:ds="http://schemas.openxmlformats.org/officeDocument/2006/customXml" ds:itemID="{D271059E-35E9-114D-BBEE-9C6AA159EE2B}">
   <ds:schemaRefs/>
 </ds:datastoreItem>
 </file>